--- a/01-精益工具知识库/02-核心工具/03-安灯Andon.docx
+++ b/01-精益工具知识库/02-核心工具/03-安灯Andon.docx
@@ -2035,7 +2035,7 @@
           <w:i w:val="0"/>
           <w:sz w:val="32"/>
         </w:rPr>
-        <w:t>安灯在紧固件检测中的应用</w:t>
+        <w:t>安灯在产品检测中的应用</w:t>
       </w:r>
     </w:p>
     <w:p>
@@ -2063,7 +2063,7 @@
           <w:i w:val="0"/>
           <w:sz w:val="22"/>
         </w:rPr>
-        <w:t>场景</w:t>
+        <w:t>场景：机加工工序操作员发现连续3件产品头部对角尺寸超差</w:t>
       </w:r>
       <w:r>
         <w:rPr>
@@ -2072,7 +2072,6 @@
           <w:i w:val="0"/>
           <w:sz w:val="22"/>
         </w:rPr>
-        <w:t>：冷镦工序操作员发现连续3件产品头部对角尺寸超差</w:t>
       </w:r>
     </w:p>
     <w:p>
@@ -2181,7 +2180,7 @@
           <w:i w:val="0"/>
           <w:sz w:val="22"/>
         </w:rPr>
-        <w:t>搓丝工序</w:t>
+        <w:t>精加工工序</w:t>
       </w:r>
     </w:p>
     <w:p>
@@ -2195,7 +2194,7 @@
           <w:i w:val="0"/>
           <w:sz w:val="22"/>
         </w:rPr>
-        <w:t>螺纹通止规检测不合格</w:t>
+        <w:t>量规检测不合格</w:t>
       </w:r>
     </w:p>
     <w:p>
@@ -2209,7 +2208,7 @@
           <w:i w:val="0"/>
           <w:sz w:val="22"/>
         </w:rPr>
-        <w:t>螺纹滑牙或烂牙</w:t>
+        <w:t>表面滑纹或烂牙</w:t>
       </w:r>
     </w:p>
     <w:p>
@@ -2223,7 +2222,7 @@
           <w:i w:val="0"/>
           <w:sz w:val="22"/>
         </w:rPr>
-        <w:t>头部梅花/内六角成型不良</w:t>
+        <w:t>头部内六方/内六方成型不良</w:t>
       </w:r>
     </w:p>
     <w:p>
@@ -3160,7 +3159,7 @@
           <w:i w:val="0"/>
           <w:sz w:val="32"/>
         </w:rPr>
-        <w:t>紧固件行业具体应用案例</w:t>
+        <w:t>制造业具体应用案例</w:t>
       </w:r>
     </w:p>
     <w:p>
@@ -3188,7 +3187,7 @@
           <w:i w:val="0"/>
           <w:sz w:val="22"/>
         </w:rPr>
-        <w:t>背景</w:t>
+        <w:t>背景：某制造工厂机加工车间有8台机加工设备，月产量600万件。实施安灯前，质量问题主要靠巡检发现，平均问题发现延迟20分钟，导致批量报废时有发生。</w:t>
       </w:r>
       <w:r>
         <w:rPr>
@@ -3197,7 +3196,6 @@
           <w:i w:val="0"/>
           <w:sz w:val="22"/>
         </w:rPr>
-        <w:t>：某紧固件工厂冷镦车间有8台冷镦机，月产量600万件。实施安灯前，质量问题主要靠巡检发现，平均问题发现延迟20分钟，导致批量报废时有发生。</w:t>
       </w:r>
     </w:p>
     <w:p>
@@ -3234,7 +3232,7 @@
           <w:i w:val="0"/>
           <w:sz w:val="22"/>
         </w:rPr>
-        <w:t>在每台冷镦机上方安装三色安灯塔灯</w:t>
+        <w:t>在每台机加工设备上方安装三色安灯塔灯</w:t>
       </w:r>
     </w:p>
     <w:p>
